--- a/FILES/PROJECT X.docx
+++ b/FILES/PROJECT X.docx
@@ -198,7 +198,7 @@
     <w:p>
       <w:r>
         <w:pict w14:anchorId="78AF10F6">
-          <v:rect id="_x0000_i1050" style="width:0;height:1.5pt" o:hralign="center" o:hrstd="t" o:hr="t" fillcolor="#a0a0a0" stroked="f"/>
+          <v:rect id="_x0000_i1025" style="width:0;height:1.5pt" o:hralign="center" o:hrstd="t" o:hr="t" fillcolor="#a0a0a0" stroked="f"/>
         </w:pict>
       </w:r>
     </w:p>
@@ -336,6 +336,740 @@
       </w:r>
     </w:p>
     <w:p/>
+    <w:p>
+      <w:r>
+        <w:pict w14:anchorId="689F53CE">
+          <v:rect id="_x0000_i1057" style="width:0;height:1.5pt" o:hralign="center" o:hrstd="t" o:hrnoshade="t" o:hr="t" fillcolor="#1b1c1d" stroked="f"/>
+        </w:pict>
+      </w:r>
+    </w:p>
+    <w:p>
+      <w:pPr>
+        <w:rPr>
+          <w:b/>
+          <w:bCs/>
+        </w:rPr>
+      </w:pPr>
+      <w:r>
+        <w:rPr>
+          <w:b/>
+          <w:bCs/>
+        </w:rPr>
+        <w:t>Phase 1: Pre-Event Foundation (Admin App)</w:t>
+      </w:r>
+    </w:p>
+    <w:p>
+      <w:r>
+        <w:t xml:space="preserve">This initial phase is performed by an event administrator, working online and communicating directly with the </w:t>
+      </w:r>
+      <w:r>
+        <w:rPr>
+          <w:b/>
+          <w:bCs/>
+        </w:rPr>
+        <w:t>Central Server</w:t>
+      </w:r>
+      <w:r>
+        <w:t>.</w:t>
+      </w:r>
+    </w:p>
+    <w:p>
+      <w:pPr>
+        <w:numPr>
+          <w:ilvl w:val="0"/>
+          <w:numId w:val="27"/>
+        </w:numPr>
+      </w:pPr>
+      <w:r>
+        <w:rPr>
+          <w:b/>
+          <w:bCs/>
+        </w:rPr>
+        <w:t>Event &amp; Template Creation</w:t>
+      </w:r>
+      <w:r>
+        <w:t>:</w:t>
+      </w:r>
+    </w:p>
+    <w:p>
+      <w:pPr>
+        <w:numPr>
+          <w:ilvl w:val="1"/>
+          <w:numId w:val="27"/>
+        </w:numPr>
+      </w:pPr>
+      <w:r>
+        <w:t xml:space="preserve">An admin logs into the </w:t>
+      </w:r>
+      <w:r>
+        <w:rPr>
+          <w:b/>
+          <w:bCs/>
+        </w:rPr>
+        <w:t>Admin App</w:t>
+      </w:r>
+      <w:r>
+        <w:t xml:space="preserve">, which authenticates against the </w:t>
+      </w:r>
+      <w:r>
+        <w:rPr>
+          <w:b/>
+          <w:bCs/>
+        </w:rPr>
+        <w:t>Central Server</w:t>
+      </w:r>
+      <w:r>
+        <w:t>.</w:t>
+      </w:r>
+    </w:p>
+    <w:p>
+      <w:pPr>
+        <w:numPr>
+          <w:ilvl w:val="1"/>
+          <w:numId w:val="27"/>
+        </w:numPr>
+      </w:pPr>
+      <w:r>
+        <w:t xml:space="preserve">The admin creates the core event shell, defining its name, dates, and other essential details. This data is sent to and stored on the </w:t>
+      </w:r>
+      <w:r>
+        <w:rPr>
+          <w:b/>
+          <w:bCs/>
+        </w:rPr>
+        <w:t>Central Server's</w:t>
+      </w:r>
+      <w:r>
+        <w:t xml:space="preserve"> PostgreSQL database.</w:t>
+      </w:r>
+    </w:p>
+    <w:p>
+      <w:pPr>
+        <w:numPr>
+          <w:ilvl w:val="1"/>
+          <w:numId w:val="27"/>
+        </w:numPr>
+      </w:pPr>
+      <w:r>
+        <w:t xml:space="preserve">Using the Print Designer, the admin creates the badge or certificate layouts. These designs are saved as JSON templates and stored on the </w:t>
+      </w:r>
+      <w:r>
+        <w:rPr>
+          <w:b/>
+          <w:bCs/>
+        </w:rPr>
+        <w:t>Central Server</w:t>
+      </w:r>
+      <w:r>
+        <w:t>.</w:t>
+      </w:r>
+    </w:p>
+    <w:p>
+      <w:r>
+        <w:rPr>
+          <w:i/>
+          <w:iCs/>
+        </w:rPr>
+        <w:t xml:space="preserve">Crucially, at the end of this phase, the event exists on the server, but it contains </w:t>
+      </w:r>
+      <w:r>
+        <w:rPr>
+          <w:b/>
+          <w:bCs/>
+          <w:i/>
+          <w:iCs/>
+        </w:rPr>
+        <w:t>no participant data.</w:t>
+      </w:r>
+    </w:p>
+    <w:p>
+      <w:r>
+        <w:pict w14:anchorId="435EFB19">
+          <v:rect id="_x0000_i1058" style="width:0;height:1.5pt" o:hralign="center" o:hrstd="t" o:hrnoshade="t" o:hr="t" fillcolor="#1b1c1d" stroked="f"/>
+        </w:pict>
+      </w:r>
+    </w:p>
+    <w:p>
+      <w:pPr>
+        <w:rPr>
+          <w:b/>
+          <w:bCs/>
+        </w:rPr>
+      </w:pPr>
+      <w:r>
+        <w:rPr>
+          <w:b/>
+          <w:bCs/>
+        </w:rPr>
+        <w:t>Phase 2: On-Site Deployment (Kiosk App Setup)</w:t>
+      </w:r>
+    </w:p>
+    <w:p>
+      <w:r>
+        <w:t>This is the critical setup performed on each computer at the event venue.</w:t>
+      </w:r>
+    </w:p>
+    <w:p>
+      <w:pPr>
+        <w:numPr>
+          <w:ilvl w:val="0"/>
+          <w:numId w:val="28"/>
+        </w:numPr>
+      </w:pPr>
+      <w:r>
+        <w:rPr>
+          <w:b/>
+          <w:bCs/>
+        </w:rPr>
+        <w:t>Mode Selection</w:t>
+      </w:r>
+      <w:r>
+        <w:t xml:space="preserve">: The on-site staff launches the </w:t>
+      </w:r>
+      <w:r>
+        <w:rPr>
+          <w:b/>
+          <w:bCs/>
+        </w:rPr>
+        <w:t>Kiosk App</w:t>
+      </w:r>
+      <w:r>
+        <w:t xml:space="preserve"> and is presented with a choice:</w:t>
+      </w:r>
+    </w:p>
+    <w:p>
+      <w:pPr>
+        <w:numPr>
+          <w:ilvl w:val="1"/>
+          <w:numId w:val="28"/>
+        </w:numPr>
+      </w:pPr>
+      <w:r>
+        <w:rPr>
+          <w:b/>
+          <w:bCs/>
+        </w:rPr>
+        <w:t>Local Mode</w:t>
+      </w:r>
+      <w:r>
+        <w:t>: For standalone operation.</w:t>
+      </w:r>
+    </w:p>
+    <w:p>
+      <w:pPr>
+        <w:numPr>
+          <w:ilvl w:val="1"/>
+          <w:numId w:val="28"/>
+        </w:numPr>
+      </w:pPr>
+      <w:r>
+        <w:rPr>
+          <w:b/>
+          <w:bCs/>
+        </w:rPr>
+        <w:t>Server Mode</w:t>
+      </w:r>
+      <w:r>
+        <w:t>: For a connected, multi-computer local network.</w:t>
+      </w:r>
+    </w:p>
+    <w:p>
+      <w:pPr>
+        <w:numPr>
+          <w:ilvl w:val="0"/>
+          <w:numId w:val="28"/>
+        </w:numPr>
+      </w:pPr>
+      <w:r>
+        <w:rPr>
+          <w:b/>
+          <w:bCs/>
+        </w:rPr>
+        <w:t>Initial Data Download (Seeding)</w:t>
+      </w:r>
+      <w:r>
+        <w:t>:</w:t>
+      </w:r>
+    </w:p>
+    <w:p>
+      <w:pPr>
+        <w:numPr>
+          <w:ilvl w:val="1"/>
+          <w:numId w:val="28"/>
+        </w:numPr>
+      </w:pPr>
+      <w:r>
+        <w:t xml:space="preserve">Regardless of the mode chosen, the staff must first log in to the </w:t>
+      </w:r>
+      <w:r>
+        <w:rPr>
+          <w:b/>
+          <w:bCs/>
+        </w:rPr>
+        <w:t>Central Server</w:t>
+      </w:r>
+      <w:r>
+        <w:t>.</w:t>
+      </w:r>
+    </w:p>
+    <w:p>
+      <w:pPr>
+        <w:numPr>
+          <w:ilvl w:val="1"/>
+          <w:numId w:val="28"/>
+        </w:numPr>
+      </w:pPr>
+      <w:r>
+        <w:t>They select the event they are working on.</w:t>
+      </w:r>
+    </w:p>
+    <w:p>
+      <w:pPr>
+        <w:numPr>
+          <w:ilvl w:val="1"/>
+          <w:numId w:val="28"/>
+        </w:numPr>
+      </w:pPr>
+      <w:r>
+        <w:t xml:space="preserve">The </w:t>
+      </w:r>
+      <w:r>
+        <w:rPr>
+          <w:b/>
+          <w:bCs/>
+        </w:rPr>
+        <w:t>Kiosk App</w:t>
+      </w:r>
+      <w:r>
+        <w:t xml:space="preserve"> calls the /api/events/:id/seed endpoint on the </w:t>
+      </w:r>
+      <w:r>
+        <w:rPr>
+          <w:b/>
+          <w:bCs/>
+        </w:rPr>
+        <w:t>Central Server</w:t>
+      </w:r>
+      <w:r>
+        <w:t>.</w:t>
+      </w:r>
+    </w:p>
+    <w:p>
+      <w:pPr>
+        <w:numPr>
+          <w:ilvl w:val="1"/>
+          <w:numId w:val="28"/>
+        </w:numPr>
+      </w:pPr>
+      <w:r>
+        <w:t>The server sends a complete data package containing the event details and all print templates (but still no participants).</w:t>
+      </w:r>
+    </w:p>
+    <w:p>
+      <w:pPr>
+        <w:numPr>
+          <w:ilvl w:val="0"/>
+          <w:numId w:val="28"/>
+        </w:numPr>
+      </w:pPr>
+      <w:r>
+        <w:rPr>
+          <w:b/>
+          <w:bCs/>
+        </w:rPr>
+        <w:t>Local Data Storage</w:t>
+      </w:r>
+      <w:r>
+        <w:t>:</w:t>
+      </w:r>
+    </w:p>
+    <w:p>
+      <w:pPr>
+        <w:numPr>
+          <w:ilvl w:val="1"/>
+          <w:numId w:val="28"/>
+        </w:numPr>
+      </w:pPr>
+      <w:r>
+        <w:rPr>
+          <w:b/>
+          <w:bCs/>
+        </w:rPr>
+        <w:t>If Local Mode was chosen</w:t>
+      </w:r>
+      <w:r>
+        <w:t xml:space="preserve">: The downloaded data is saved into a new, local </w:t>
+      </w:r>
+      <w:r>
+        <w:rPr>
+          <w:b/>
+          <w:bCs/>
+        </w:rPr>
+        <w:t>SQLite database</w:t>
+      </w:r>
+      <w:r>
+        <w:t xml:space="preserve"> on that specific computer. Each computer running in local mode is an isolated island of data.</w:t>
+      </w:r>
+    </w:p>
+    <w:p>
+      <w:pPr>
+        <w:numPr>
+          <w:ilvl w:val="1"/>
+          <w:numId w:val="28"/>
+        </w:numPr>
+      </w:pPr>
+      <w:r>
+        <w:rPr>
+          <w:b/>
+          <w:bCs/>
+        </w:rPr>
+        <w:t>If Server Mode was chosen</w:t>
+      </w:r>
+      <w:r>
+        <w:t xml:space="preserve">: The downloaded data is saved into a shared </w:t>
+      </w:r>
+      <w:r>
+        <w:rPr>
+          <w:b/>
+          <w:bCs/>
+        </w:rPr>
+        <w:t>PostgreSQL or MySQL database</w:t>
+      </w:r>
+      <w:r>
+        <w:t xml:space="preserve"> running on a local on-site server. All Kiosk Apps on the local </w:t>
+      </w:r>
+      <w:r>
+        <w:lastRenderedPageBreak/>
+        <w:t>network are configured to connect to this on-site server, allowing for real-time data sharing between them.</w:t>
+      </w:r>
+    </w:p>
+    <w:p>
+      <w:r>
+        <w:pict w14:anchorId="2DD3D230">
+          <v:rect id="_x0000_i1059" style="width:0;height:1.5pt" o:hralign="center" o:hrstd="t" o:hrnoshade="t" o:hr="t" fillcolor="#1b1c1d" stroked="f"/>
+        </w:pict>
+      </w:r>
+    </w:p>
+    <w:p>
+      <w:pPr>
+        <w:rPr>
+          <w:b/>
+          <w:bCs/>
+        </w:rPr>
+      </w:pPr>
+      <w:r>
+        <w:rPr>
+          <w:b/>
+          <w:bCs/>
+        </w:rPr>
+        <w:t>Phase 3: Live Event Execution (Kiosk App in Action)</w:t>
+      </w:r>
+    </w:p>
+    <w:p>
+      <w:r>
+        <w:t>With the data seeded, all on-site activities happen locally, without contacting the Central Server.</w:t>
+      </w:r>
+    </w:p>
+    <w:p>
+      <w:pPr>
+        <w:numPr>
+          <w:ilvl w:val="0"/>
+          <w:numId w:val="29"/>
+        </w:numPr>
+      </w:pPr>
+      <w:r>
+        <w:rPr>
+          <w:b/>
+          <w:bCs/>
+        </w:rPr>
+        <w:t>Walk-in Registration</w:t>
+      </w:r>
+      <w:r>
+        <w:t>:</w:t>
+      </w:r>
+    </w:p>
+    <w:p>
+      <w:pPr>
+        <w:numPr>
+          <w:ilvl w:val="1"/>
+          <w:numId w:val="29"/>
+        </w:numPr>
+      </w:pPr>
+      <w:r>
+        <w:t xml:space="preserve">Staff use the </w:t>
+      </w:r>
+      <w:r>
+        <w:rPr>
+          <w:b/>
+          <w:bCs/>
+        </w:rPr>
+        <w:t>Kiosk App</w:t>
+      </w:r>
+      <w:r>
+        <w:t xml:space="preserve"> to register new attendees.</w:t>
+      </w:r>
+    </w:p>
+    <w:p>
+      <w:pPr>
+        <w:numPr>
+          <w:ilvl w:val="1"/>
+          <w:numId w:val="29"/>
+        </w:numPr>
+      </w:pPr>
+      <w:r>
+        <w:t xml:space="preserve">In </w:t>
+      </w:r>
+      <w:r>
+        <w:rPr>
+          <w:b/>
+          <w:bCs/>
+        </w:rPr>
+        <w:t>Local Mode</w:t>
+      </w:r>
+      <w:r>
+        <w:t>, the new participant record is saved only to that computer's individual SQLite file.</w:t>
+      </w:r>
+    </w:p>
+    <w:p>
+      <w:pPr>
+        <w:numPr>
+          <w:ilvl w:val="1"/>
+          <w:numId w:val="29"/>
+        </w:numPr>
+      </w:pPr>
+      <w:r>
+        <w:t xml:space="preserve">In </w:t>
+      </w:r>
+      <w:r>
+        <w:rPr>
+          <w:b/>
+          <w:bCs/>
+        </w:rPr>
+        <w:t>Server Mode</w:t>
+      </w:r>
+      <w:r>
+        <w:t>, the new participant is saved to the shared on-site database, making the attendee instantly visible on all other connected kiosks.</w:t>
+      </w:r>
+    </w:p>
+    <w:p>
+      <w:pPr>
+        <w:numPr>
+          <w:ilvl w:val="0"/>
+          <w:numId w:val="29"/>
+        </w:numPr>
+      </w:pPr>
+      <w:r>
+        <w:rPr>
+          <w:b/>
+          <w:bCs/>
+        </w:rPr>
+        <w:t>Check-in &amp; Badge Printing</w:t>
+      </w:r>
+      <w:r>
+        <w:t>:</w:t>
+      </w:r>
+    </w:p>
+    <w:p>
+      <w:pPr>
+        <w:numPr>
+          <w:ilvl w:val="1"/>
+          <w:numId w:val="29"/>
+        </w:numPr>
+      </w:pPr>
+      <w:r>
+        <w:t>Attendees are checked in, and their badges are printed.</w:t>
+      </w:r>
+    </w:p>
+    <w:p>
+      <w:pPr>
+        <w:numPr>
+          <w:ilvl w:val="1"/>
+          <w:numId w:val="29"/>
+        </w:numPr>
+      </w:pPr>
+      <w:r>
+        <w:t>All check-in data and registration updates are recorded in the respective local database (either the standalone SQLite or the shared on-site server). This process is extremely fast as it does not rely on an internet connection.</w:t>
+      </w:r>
+    </w:p>
+    <w:p>
+      <w:r>
+        <w:pict w14:anchorId="323348B1">
+          <v:rect id="_x0000_i1060" style="width:0;height:1.5pt" o:hralign="center" o:hrstd="t" o:hrnoshade="t" o:hr="t" fillcolor="#1b1c1d" stroked="f"/>
+        </w:pict>
+      </w:r>
+    </w:p>
+    <w:p>
+      <w:pPr>
+        <w:rPr>
+          <w:b/>
+          <w:bCs/>
+        </w:rPr>
+      </w:pPr>
+      <w:r>
+        <w:rPr>
+          <w:b/>
+          <w:bCs/>
+        </w:rPr>
+        <w:t>Phase 4: Post-Event Reconciliation (Syncing to Central Hub)</w:t>
+      </w:r>
+    </w:p>
+    <w:p>
+      <w:r>
+        <w:t>After the event concludes, the data collected on-site is pushed back to the main Central Server.</w:t>
+      </w:r>
+    </w:p>
+    <w:p>
+      <w:pPr>
+        <w:numPr>
+          <w:ilvl w:val="0"/>
+          <w:numId w:val="30"/>
+        </w:numPr>
+      </w:pPr>
+      <w:r>
+        <w:rPr>
+          <w:b/>
+          <w:bCs/>
+        </w:rPr>
+        <w:t>Local Mode Sync</w:t>
+      </w:r>
+      <w:r>
+        <w:t>:</w:t>
+      </w:r>
+    </w:p>
+    <w:p>
+      <w:pPr>
+        <w:numPr>
+          <w:ilvl w:val="1"/>
+          <w:numId w:val="30"/>
+        </w:numPr>
+      </w:pPr>
+      <w:r>
+        <w:t xml:space="preserve">This process must be done </w:t>
+      </w:r>
+      <w:r>
+        <w:rPr>
+          <w:b/>
+          <w:bCs/>
+        </w:rPr>
+        <w:t>on each individual computer</w:t>
+      </w:r>
+      <w:r>
+        <w:t xml:space="preserve"> that was used for registration.</w:t>
+      </w:r>
+    </w:p>
+    <w:p>
+      <w:pPr>
+        <w:numPr>
+          <w:ilvl w:val="1"/>
+          <w:numId w:val="30"/>
+        </w:numPr>
+      </w:pPr>
+      <w:r>
+        <w:t xml:space="preserve">From each machine, the staff initiates a sync process in the </w:t>
+      </w:r>
+      <w:r>
+        <w:rPr>
+          <w:b/>
+          <w:bCs/>
+        </w:rPr>
+        <w:t>Kiosk App</w:t>
+      </w:r>
+      <w:r>
+        <w:t>.</w:t>
+      </w:r>
+    </w:p>
+    <w:p>
+      <w:pPr>
+        <w:numPr>
+          <w:ilvl w:val="1"/>
+          <w:numId w:val="30"/>
+        </w:numPr>
+      </w:pPr>
+      <w:r>
+        <w:t xml:space="preserve">The app bundles all new participant and check-in data and sends it to the /api/sync/upload endpoint on the </w:t>
+      </w:r>
+      <w:r>
+        <w:rPr>
+          <w:b/>
+          <w:bCs/>
+        </w:rPr>
+        <w:t>Central Server</w:t>
+      </w:r>
+      <w:r>
+        <w:t>.</w:t>
+      </w:r>
+    </w:p>
+    <w:p>
+      <w:pPr>
+        <w:numPr>
+          <w:ilvl w:val="0"/>
+          <w:numId w:val="30"/>
+        </w:numPr>
+      </w:pPr>
+      <w:r>
+        <w:rPr>
+          <w:b/>
+          <w:bCs/>
+        </w:rPr>
+        <w:t>Server Mode Sync</w:t>
+      </w:r>
+      <w:r>
+        <w:t>:</w:t>
+      </w:r>
+    </w:p>
+    <w:p>
+      <w:pPr>
+        <w:numPr>
+          <w:ilvl w:val="1"/>
+          <w:numId w:val="30"/>
+        </w:numPr>
+      </w:pPr>
+      <w:r>
+        <w:t xml:space="preserve">This is a much simpler process, requiring only </w:t>
+      </w:r>
+      <w:r>
+        <w:rPr>
+          <w:b/>
+          <w:bCs/>
+        </w:rPr>
+        <w:t>one action</w:t>
+      </w:r>
+      <w:r>
+        <w:t>.</w:t>
+      </w:r>
+    </w:p>
+    <w:p>
+      <w:pPr>
+        <w:numPr>
+          <w:ilvl w:val="1"/>
+          <w:numId w:val="30"/>
+        </w:numPr>
+      </w:pPr>
+      <w:r>
+        <w:t>A staff member (or an automated script) initiates the sync from the on-site server.</w:t>
+      </w:r>
+    </w:p>
+    <w:p>
+      <w:pPr>
+        <w:numPr>
+          <w:ilvl w:val="1"/>
+          <w:numId w:val="30"/>
+        </w:numPr>
+      </w:pPr>
+      <w:r>
+        <w:t xml:space="preserve">The entire dataset from the local on-site database is collected and pushed to the </w:t>
+      </w:r>
+      <w:r>
+        <w:rPr>
+          <w:b/>
+          <w:bCs/>
+        </w:rPr>
+        <w:t>Central Server's</w:t>
+      </w:r>
+      <w:r>
+        <w:t xml:space="preserve"> /api/sync/upload endpoint. This ensures all data from all connected kiosks is synchronized in a single, efficient operation.</w:t>
+      </w:r>
+    </w:p>
     <w:p>
       <w:pPr>
         <w:rPr>
@@ -409,6 +1143,7 @@
                 <w:b/>
                 <w:bCs/>
               </w:rPr>
+              <w:lastRenderedPageBreak/>
               <w:t>Your Input</w:t>
             </w:r>
           </w:p>
@@ -963,7 +1698,7 @@
           <w:bCs/>
         </w:rPr>
         <w:pict w14:anchorId="58124898">
-          <v:rect id="_x0000_i1029" style="width:0;height:1.5pt" o:hralign="center" o:hrstd="t" o:hr="t" fillcolor="#a0a0a0" stroked="f"/>
+          <v:rect id="_x0000_i1026" style="width:0;height:1.5pt" o:hralign="center" o:hrstd="t" o:hr="t" fillcolor="#a0a0a0" stroked="f"/>
         </w:pict>
       </w:r>
     </w:p>
@@ -1084,7 +1819,6 @@
           <w:b/>
           <w:bCs/>
         </w:rPr>
-        <w:lastRenderedPageBreak/>
         <w:t>Session-Level Check-ins</w:t>
       </w:r>
     </w:p>
@@ -1186,6 +1920,7 @@
         </w:numPr>
       </w:pPr>
       <w:r>
+        <w:lastRenderedPageBreak/>
         <w:t>Store which staff or device checked someone in (audit trail).</w:t>
       </w:r>
     </w:p>
@@ -1262,7 +1997,7 @@
           <w:bCs/>
         </w:rPr>
         <w:pict w14:anchorId="5077E6BB">
-          <v:rect id="_x0000_i1030" style="width:0;height:1.5pt" o:hralign="center" o:hrstd="t" o:hr="t" fillcolor="#a0a0a0" stroked="f"/>
+          <v:rect id="_x0000_i1027" style="width:0;height:1.5pt" o:hralign="center" o:hrstd="t" o:hr="t" fillcolor="#a0a0a0" stroked="f"/>
         </w:pict>
       </w:r>
     </w:p>
@@ -1537,7 +2272,6 @@
           <w:b/>
           <w:bCs/>
         </w:rPr>
-        <w:lastRenderedPageBreak/>
         <w:t>Analytics &amp; Insights</w:t>
       </w:r>
     </w:p>
@@ -1638,6 +2372,7 @@
         </w:numPr>
       </w:pPr>
       <w:r>
+        <w:lastRenderedPageBreak/>
         <w:t>Online registration (email / hosted Google Form / web form)</w:t>
       </w:r>
     </w:p>
@@ -1903,7 +2638,6 @@
         </w:numPr>
       </w:pPr>
       <w:r>
-        <w:lastRenderedPageBreak/>
         <w:t>Device &amp; staff tracking (which scanner checked-in)</w:t>
       </w:r>
     </w:p>
@@ -1996,6 +2730,7 @@
         </w:numPr>
       </w:pPr>
       <w:r>
+        <w:lastRenderedPageBreak/>
         <w:t>Self-check-in kiosks (tablet + printer)</w:t>
       </w:r>
     </w:p>
@@ -2090,7 +2825,7 @@
     <w:p>
       <w:r>
         <w:pict w14:anchorId="2BBBF65F">
-          <v:rect id="_x0000_i1031" style="width:0;height:1.5pt" o:hralign="center" o:hrstd="t" o:hr="t" fillcolor="#a0a0a0" stroked="f"/>
+          <v:rect id="_x0000_i1028" style="width:0;height:1.5pt" o:hralign="center" o:hrstd="t" o:hr="t" fillcolor="#a0a0a0" stroked="f"/>
         </w:pict>
       </w:r>
     </w:p>
@@ -2306,7 +3041,6 @@
           <w:b/>
           <w:bCs/>
         </w:rPr>
-        <w:lastRenderedPageBreak/>
         <w:t>Goal:</w:t>
       </w:r>
       <w:r>
@@ -2356,6 +3090,7 @@
           <w:b/>
           <w:bCs/>
         </w:rPr>
+        <w:lastRenderedPageBreak/>
         <w:t>Backend API</w:t>
       </w:r>
     </w:p>
@@ -2629,7 +3364,6 @@
         </w:numPr>
       </w:pPr>
       <w:r>
-        <w:lastRenderedPageBreak/>
         <w:t>Implement an operations queue in IndexedDB (create / update / checkin).</w:t>
       </w:r>
     </w:p>
@@ -2693,6 +3427,7 @@
           <w:b/>
           <w:bCs/>
         </w:rPr>
+        <w:lastRenderedPageBreak/>
         <w:t>Phase 2 — Stabilize / must-have upgrades</w:t>
       </w:r>
     </w:p>
@@ -3012,54 +3747,54 @@
           <w:b/>
           <w:bCs/>
         </w:rPr>
+        <w:t>CI / CD</w:t>
+      </w:r>
+    </w:p>
+    <w:p>
+      <w:pPr>
+        <w:numPr>
+          <w:ilvl w:val="1"/>
+          <w:numId w:val="5"/>
+        </w:numPr>
+      </w:pPr>
+      <w:r>
+        <w:t>GitHub Actions / GitLab pipelines building images, running tests, and pushing to registries.</w:t>
+      </w:r>
+    </w:p>
+    <w:p>
+      <w:r>
+        <w:pict w14:anchorId="64E75BEC">
+          <v:rect id="_x0000_i1029" style="width:0;height:1.5pt" o:hralign="center" o:hrstd="t" o:hr="t" fillcolor="#a0a0a0" stroked="f"/>
+        </w:pict>
+      </w:r>
+    </w:p>
+    <w:p>
+      <w:pPr>
+        <w:rPr>
+          <w:b/>
+          <w:bCs/>
+        </w:rPr>
+      </w:pPr>
+      <w:r>
+        <w:rPr>
+          <w:b/>
+          <w:bCs/>
+        </w:rPr>
+        <w:t>3) Concrete dev checklist &amp; commands (starter)</w:t>
+      </w:r>
+    </w:p>
+    <w:p>
+      <w:r>
+        <w:t>Use this as a checklist you can tick off.</w:t>
+      </w:r>
+    </w:p>
+    <w:p>
+      <w:r>
+        <w:rPr>
+          <w:b/>
+          <w:bCs/>
+        </w:rPr>
         <w:lastRenderedPageBreak/>
-        <w:t>CI / CD</w:t>
-      </w:r>
-    </w:p>
-    <w:p>
-      <w:pPr>
-        <w:numPr>
-          <w:ilvl w:val="1"/>
-          <w:numId w:val="5"/>
-        </w:numPr>
-      </w:pPr>
-      <w:r>
-        <w:t>GitHub Actions / GitLab pipelines building images, running tests, and pushing to registries.</w:t>
-      </w:r>
-    </w:p>
-    <w:p>
-      <w:r>
-        <w:pict w14:anchorId="64E75BEC">
-          <v:rect id="_x0000_i1032" style="width:0;height:1.5pt" o:hralign="center" o:hrstd="t" o:hr="t" fillcolor="#a0a0a0" stroked="f"/>
-        </w:pict>
-      </w:r>
-    </w:p>
-    <w:p>
-      <w:pPr>
-        <w:rPr>
-          <w:b/>
-          <w:bCs/>
-        </w:rPr>
-      </w:pPr>
-      <w:r>
-        <w:rPr>
-          <w:b/>
-          <w:bCs/>
-        </w:rPr>
-        <w:t>3) Concrete dev checklist &amp; commands (starter)</w:t>
-      </w:r>
-    </w:p>
-    <w:p>
-      <w:r>
-        <w:t>Use this as a checklist you can tick off.</w:t>
-      </w:r>
-    </w:p>
-    <w:p>
-      <w:r>
-        <w:rPr>
-          <w:b/>
-          <w:bCs/>
-        </w:rPr>
         <w:t>Environment (dev machine)</w:t>
       </w:r>
     </w:p>
@@ -3237,7 +3972,7 @@
     <w:p>
       <w:r>
         <w:pict w14:anchorId="1ABE6AEB">
-          <v:rect id="_x0000_i1033" style="width:0;height:1.5pt" o:hralign="center" o:hrstd="t" o:hr="t" fillcolor="#a0a0a0" stroked="f"/>
+          <v:rect id="_x0000_i1030" style="width:0;height:1.5pt" o:hralign="center" o:hrstd="t" o:hr="t" fillcolor="#a0a0a0" stroked="f"/>
         </w:pict>
       </w:r>
     </w:p>
@@ -3275,7 +4010,6 @@
           <w:b/>
           <w:bCs/>
         </w:rPr>
-        <w:lastRenderedPageBreak/>
         <w:t>Software (minimum)</w:t>
       </w:r>
     </w:p>
@@ -3406,6 +4140,7 @@
           <w:b/>
           <w:bCs/>
         </w:rPr>
+        <w:lastRenderedPageBreak/>
         <w:t>PostgreSQL</w:t>
       </w:r>
       <w:r>
@@ -3662,7 +4397,7 @@
     <w:p>
       <w:r>
         <w:pict w14:anchorId="41681A43">
-          <v:rect id="_x0000_i1035" style="width:0;height:1.5pt" o:hralign="center" o:hrstd="t" o:hr="t" fillcolor="#a0a0a0" stroked="f"/>
+          <v:rect id="_x0000_i1031" style="width:0;height:1.5pt" o:hralign="center" o:hrstd="t" o:hr="t" fillcolor="#a0a0a0" stroked="f"/>
         </w:pict>
       </w:r>
     </w:p>
@@ -3772,7 +4507,6 @@
           <w:b/>
           <w:bCs/>
         </w:rPr>
-        <w:lastRenderedPageBreak/>
         <w:t>Audit logs</w:t>
       </w:r>
       <w:r>
@@ -3800,7 +4534,7 @@
     <w:p>
       <w:r>
         <w:pict w14:anchorId="51C466D0">
-          <v:rect id="_x0000_i1036" style="width:0;height:1.5pt" o:hralign="center" o:hrstd="t" o:hr="t" fillcolor="#a0a0a0" stroked="f"/>
+          <v:rect id="_x0000_i1032" style="width:0;height:1.5pt" o:hralign="center" o:hrstd="t" o:hr="t" fillcolor="#a0a0a0" stroked="f"/>
         </w:pict>
       </w:r>
     </w:p>
@@ -3856,6 +4590,7 @@
         </w:numPr>
       </w:pPr>
       <w:r>
+        <w:lastRenderedPageBreak/>
         <w:t>QR generation &amp; scanning → verify signature &amp; payload data (offline &amp; online).</w:t>
       </w:r>
     </w:p>
@@ -4732,6 +5467,123 @@
     </w:lvl>
   </w:abstractNum>
   <w:abstractNum w:abstractNumId="5" w15:restartNumberingAfterBreak="0">
+    <w:nsid w:val="1F886B9A"/>
+    <w:multiLevelType w:val="multilevel"/>
+    <w:tmpl w:val="7C2C1B62"/>
+    <w:lvl w:ilvl="0">
+      <w:start w:val="1"/>
+      <w:numFmt w:val="decimal"/>
+      <w:lvlText w:val="%1."/>
+      <w:lvlJc w:val="left"/>
+      <w:pPr>
+        <w:tabs>
+          <w:tab w:val="num" w:pos="720"/>
+        </w:tabs>
+        <w:ind w:left="720" w:hanging="360"/>
+      </w:pPr>
+    </w:lvl>
+    <w:lvl w:ilvl="1">
+      <w:start w:val="1"/>
+      <w:numFmt w:val="bullet"/>
+      <w:lvlText w:val="o"/>
+      <w:lvlJc w:val="left"/>
+      <w:pPr>
+        <w:tabs>
+          <w:tab w:val="num" w:pos="1440"/>
+        </w:tabs>
+        <w:ind w:left="1440" w:hanging="360"/>
+      </w:pPr>
+      <w:rPr>
+        <w:rFonts w:ascii="Courier New" w:hAnsi="Courier New" w:hint="default"/>
+        <w:sz w:val="20"/>
+      </w:rPr>
+    </w:lvl>
+    <w:lvl w:ilvl="2" w:tentative="1">
+      <w:start w:val="1"/>
+      <w:numFmt w:val="decimal"/>
+      <w:lvlText w:val="%3."/>
+      <w:lvlJc w:val="left"/>
+      <w:pPr>
+        <w:tabs>
+          <w:tab w:val="num" w:pos="2160"/>
+        </w:tabs>
+        <w:ind w:left="2160" w:hanging="360"/>
+      </w:pPr>
+    </w:lvl>
+    <w:lvl w:ilvl="3" w:tentative="1">
+      <w:start w:val="1"/>
+      <w:numFmt w:val="decimal"/>
+      <w:lvlText w:val="%4."/>
+      <w:lvlJc w:val="left"/>
+      <w:pPr>
+        <w:tabs>
+          <w:tab w:val="num" w:pos="2880"/>
+        </w:tabs>
+        <w:ind w:left="2880" w:hanging="360"/>
+      </w:pPr>
+    </w:lvl>
+    <w:lvl w:ilvl="4" w:tentative="1">
+      <w:start w:val="1"/>
+      <w:numFmt w:val="decimal"/>
+      <w:lvlText w:val="%5."/>
+      <w:lvlJc w:val="left"/>
+      <w:pPr>
+        <w:tabs>
+          <w:tab w:val="num" w:pos="3600"/>
+        </w:tabs>
+        <w:ind w:left="3600" w:hanging="360"/>
+      </w:pPr>
+    </w:lvl>
+    <w:lvl w:ilvl="5" w:tentative="1">
+      <w:start w:val="1"/>
+      <w:numFmt w:val="decimal"/>
+      <w:lvlText w:val="%6."/>
+      <w:lvlJc w:val="left"/>
+      <w:pPr>
+        <w:tabs>
+          <w:tab w:val="num" w:pos="4320"/>
+        </w:tabs>
+        <w:ind w:left="4320" w:hanging="360"/>
+      </w:pPr>
+    </w:lvl>
+    <w:lvl w:ilvl="6" w:tentative="1">
+      <w:start w:val="1"/>
+      <w:numFmt w:val="decimal"/>
+      <w:lvlText w:val="%7."/>
+      <w:lvlJc w:val="left"/>
+      <w:pPr>
+        <w:tabs>
+          <w:tab w:val="num" w:pos="5040"/>
+        </w:tabs>
+        <w:ind w:left="5040" w:hanging="360"/>
+      </w:pPr>
+    </w:lvl>
+    <w:lvl w:ilvl="7" w:tentative="1">
+      <w:start w:val="1"/>
+      <w:numFmt w:val="decimal"/>
+      <w:lvlText w:val="%8."/>
+      <w:lvlJc w:val="left"/>
+      <w:pPr>
+        <w:tabs>
+          <w:tab w:val="num" w:pos="5760"/>
+        </w:tabs>
+        <w:ind w:left="5760" w:hanging="360"/>
+      </w:pPr>
+    </w:lvl>
+    <w:lvl w:ilvl="8" w:tentative="1">
+      <w:start w:val="1"/>
+      <w:numFmt w:val="decimal"/>
+      <w:lvlText w:val="%9."/>
+      <w:lvlJc w:val="left"/>
+      <w:pPr>
+        <w:tabs>
+          <w:tab w:val="num" w:pos="6480"/>
+        </w:tabs>
+        <w:ind w:left="6480" w:hanging="360"/>
+      </w:pPr>
+    </w:lvl>
+  </w:abstractNum>
+  <w:abstractNum w:abstractNumId="6" w15:restartNumberingAfterBreak="0">
     <w:nsid w:val="20935F47"/>
     <w:multiLevelType w:val="multilevel"/>
     <w:tmpl w:val="E772A988"/>
@@ -4880,7 +5732,7 @@
       </w:rPr>
     </w:lvl>
   </w:abstractNum>
-  <w:abstractNum w:abstractNumId="6" w15:restartNumberingAfterBreak="0">
+  <w:abstractNum w:abstractNumId="7" w15:restartNumberingAfterBreak="0">
     <w:nsid w:val="27871440"/>
     <w:multiLevelType w:val="multilevel"/>
     <w:tmpl w:val="1EC82454"/>
@@ -5029,7 +5881,7 @@
       </w:rPr>
     </w:lvl>
   </w:abstractNum>
-  <w:abstractNum w:abstractNumId="7" w15:restartNumberingAfterBreak="0">
+  <w:abstractNum w:abstractNumId="8" w15:restartNumberingAfterBreak="0">
     <w:nsid w:val="27C20002"/>
     <w:multiLevelType w:val="multilevel"/>
     <w:tmpl w:val="D2B04270"/>
@@ -5178,7 +6030,7 @@
       </w:rPr>
     </w:lvl>
   </w:abstractNum>
-  <w:abstractNum w:abstractNumId="8" w15:restartNumberingAfterBreak="0">
+  <w:abstractNum w:abstractNumId="9" w15:restartNumberingAfterBreak="0">
     <w:nsid w:val="3426412A"/>
     <w:multiLevelType w:val="multilevel"/>
     <w:tmpl w:val="49964E98"/>
@@ -5327,7 +6179,7 @@
       </w:rPr>
     </w:lvl>
   </w:abstractNum>
-  <w:abstractNum w:abstractNumId="9" w15:restartNumberingAfterBreak="0">
+  <w:abstractNum w:abstractNumId="10" w15:restartNumberingAfterBreak="0">
     <w:nsid w:val="35AA0A49"/>
     <w:multiLevelType w:val="multilevel"/>
     <w:tmpl w:val="9CF271B0"/>
@@ -5476,7 +6328,7 @@
       </w:rPr>
     </w:lvl>
   </w:abstractNum>
-  <w:abstractNum w:abstractNumId="10" w15:restartNumberingAfterBreak="0">
+  <w:abstractNum w:abstractNumId="11" w15:restartNumberingAfterBreak="0">
     <w:nsid w:val="35B340D9"/>
     <w:multiLevelType w:val="multilevel"/>
     <w:tmpl w:val="1F7880C2"/>
@@ -5593,7 +6445,124 @@
       </w:pPr>
     </w:lvl>
   </w:abstractNum>
-  <w:abstractNum w:abstractNumId="11" w15:restartNumberingAfterBreak="0">
+  <w:abstractNum w:abstractNumId="12" w15:restartNumberingAfterBreak="0">
+    <w:nsid w:val="3DB05A2B"/>
+    <w:multiLevelType w:val="multilevel"/>
+    <w:tmpl w:val="DBB2CCB0"/>
+    <w:lvl w:ilvl="0">
+      <w:start w:val="1"/>
+      <w:numFmt w:val="decimal"/>
+      <w:lvlText w:val="%1."/>
+      <w:lvlJc w:val="left"/>
+      <w:pPr>
+        <w:tabs>
+          <w:tab w:val="num" w:pos="720"/>
+        </w:tabs>
+        <w:ind w:left="720" w:hanging="360"/>
+      </w:pPr>
+    </w:lvl>
+    <w:lvl w:ilvl="1">
+      <w:start w:val="1"/>
+      <w:numFmt w:val="bullet"/>
+      <w:lvlText w:val="o"/>
+      <w:lvlJc w:val="left"/>
+      <w:pPr>
+        <w:tabs>
+          <w:tab w:val="num" w:pos="1440"/>
+        </w:tabs>
+        <w:ind w:left="1440" w:hanging="360"/>
+      </w:pPr>
+      <w:rPr>
+        <w:rFonts w:ascii="Courier New" w:hAnsi="Courier New" w:hint="default"/>
+        <w:sz w:val="20"/>
+      </w:rPr>
+    </w:lvl>
+    <w:lvl w:ilvl="2" w:tentative="1">
+      <w:start w:val="1"/>
+      <w:numFmt w:val="decimal"/>
+      <w:lvlText w:val="%3."/>
+      <w:lvlJc w:val="left"/>
+      <w:pPr>
+        <w:tabs>
+          <w:tab w:val="num" w:pos="2160"/>
+        </w:tabs>
+        <w:ind w:left="2160" w:hanging="360"/>
+      </w:pPr>
+    </w:lvl>
+    <w:lvl w:ilvl="3" w:tentative="1">
+      <w:start w:val="1"/>
+      <w:numFmt w:val="decimal"/>
+      <w:lvlText w:val="%4."/>
+      <w:lvlJc w:val="left"/>
+      <w:pPr>
+        <w:tabs>
+          <w:tab w:val="num" w:pos="2880"/>
+        </w:tabs>
+        <w:ind w:left="2880" w:hanging="360"/>
+      </w:pPr>
+    </w:lvl>
+    <w:lvl w:ilvl="4" w:tentative="1">
+      <w:start w:val="1"/>
+      <w:numFmt w:val="decimal"/>
+      <w:lvlText w:val="%5."/>
+      <w:lvlJc w:val="left"/>
+      <w:pPr>
+        <w:tabs>
+          <w:tab w:val="num" w:pos="3600"/>
+        </w:tabs>
+        <w:ind w:left="3600" w:hanging="360"/>
+      </w:pPr>
+    </w:lvl>
+    <w:lvl w:ilvl="5" w:tentative="1">
+      <w:start w:val="1"/>
+      <w:numFmt w:val="decimal"/>
+      <w:lvlText w:val="%6."/>
+      <w:lvlJc w:val="left"/>
+      <w:pPr>
+        <w:tabs>
+          <w:tab w:val="num" w:pos="4320"/>
+        </w:tabs>
+        <w:ind w:left="4320" w:hanging="360"/>
+      </w:pPr>
+    </w:lvl>
+    <w:lvl w:ilvl="6" w:tentative="1">
+      <w:start w:val="1"/>
+      <w:numFmt w:val="decimal"/>
+      <w:lvlText w:val="%7."/>
+      <w:lvlJc w:val="left"/>
+      <w:pPr>
+        <w:tabs>
+          <w:tab w:val="num" w:pos="5040"/>
+        </w:tabs>
+        <w:ind w:left="5040" w:hanging="360"/>
+      </w:pPr>
+    </w:lvl>
+    <w:lvl w:ilvl="7" w:tentative="1">
+      <w:start w:val="1"/>
+      <w:numFmt w:val="decimal"/>
+      <w:lvlText w:val="%8."/>
+      <w:lvlJc w:val="left"/>
+      <w:pPr>
+        <w:tabs>
+          <w:tab w:val="num" w:pos="5760"/>
+        </w:tabs>
+        <w:ind w:left="5760" w:hanging="360"/>
+      </w:pPr>
+    </w:lvl>
+    <w:lvl w:ilvl="8" w:tentative="1">
+      <w:start w:val="1"/>
+      <w:numFmt w:val="decimal"/>
+      <w:lvlText w:val="%9."/>
+      <w:lvlJc w:val="left"/>
+      <w:pPr>
+        <w:tabs>
+          <w:tab w:val="num" w:pos="6480"/>
+        </w:tabs>
+        <w:ind w:left="6480" w:hanging="360"/>
+      </w:pPr>
+    </w:lvl>
+  </w:abstractNum>
+  <w:abstractNum w:abstractNumId="13" w15:restartNumberingAfterBreak="0">
     <w:nsid w:val="41A87C32"/>
     <w:multiLevelType w:val="multilevel"/>
     <w:tmpl w:val="B8B8E4A2"/>
@@ -5742,7 +6711,124 @@
       </w:rPr>
     </w:lvl>
   </w:abstractNum>
-  <w:abstractNum w:abstractNumId="12" w15:restartNumberingAfterBreak="0">
+  <w:abstractNum w:abstractNumId="14" w15:restartNumberingAfterBreak="0">
+    <w:nsid w:val="46A60915"/>
+    <w:multiLevelType w:val="multilevel"/>
+    <w:tmpl w:val="49046CDC"/>
+    <w:lvl w:ilvl="0">
+      <w:start w:val="1"/>
+      <w:numFmt w:val="decimal"/>
+      <w:lvlText w:val="%1."/>
+      <w:lvlJc w:val="left"/>
+      <w:pPr>
+        <w:tabs>
+          <w:tab w:val="num" w:pos="720"/>
+        </w:tabs>
+        <w:ind w:left="720" w:hanging="360"/>
+      </w:pPr>
+    </w:lvl>
+    <w:lvl w:ilvl="1">
+      <w:start w:val="1"/>
+      <w:numFmt w:val="bullet"/>
+      <w:lvlText w:val="o"/>
+      <w:lvlJc w:val="left"/>
+      <w:pPr>
+        <w:tabs>
+          <w:tab w:val="num" w:pos="1440"/>
+        </w:tabs>
+        <w:ind w:left="1440" w:hanging="360"/>
+      </w:pPr>
+      <w:rPr>
+        <w:rFonts w:ascii="Courier New" w:hAnsi="Courier New" w:hint="default"/>
+        <w:sz w:val="20"/>
+      </w:rPr>
+    </w:lvl>
+    <w:lvl w:ilvl="2" w:tentative="1">
+      <w:start w:val="1"/>
+      <w:numFmt w:val="decimal"/>
+      <w:lvlText w:val="%3."/>
+      <w:lvlJc w:val="left"/>
+      <w:pPr>
+        <w:tabs>
+          <w:tab w:val="num" w:pos="2160"/>
+        </w:tabs>
+        <w:ind w:left="2160" w:hanging="360"/>
+      </w:pPr>
+    </w:lvl>
+    <w:lvl w:ilvl="3" w:tentative="1">
+      <w:start w:val="1"/>
+      <w:numFmt w:val="decimal"/>
+      <w:lvlText w:val="%4."/>
+      <w:lvlJc w:val="left"/>
+      <w:pPr>
+        <w:tabs>
+          <w:tab w:val="num" w:pos="2880"/>
+        </w:tabs>
+        <w:ind w:left="2880" w:hanging="360"/>
+      </w:pPr>
+    </w:lvl>
+    <w:lvl w:ilvl="4" w:tentative="1">
+      <w:start w:val="1"/>
+      <w:numFmt w:val="decimal"/>
+      <w:lvlText w:val="%5."/>
+      <w:lvlJc w:val="left"/>
+      <w:pPr>
+        <w:tabs>
+          <w:tab w:val="num" w:pos="3600"/>
+        </w:tabs>
+        <w:ind w:left="3600" w:hanging="360"/>
+      </w:pPr>
+    </w:lvl>
+    <w:lvl w:ilvl="5" w:tentative="1">
+      <w:start w:val="1"/>
+      <w:numFmt w:val="decimal"/>
+      <w:lvlText w:val="%6."/>
+      <w:lvlJc w:val="left"/>
+      <w:pPr>
+        <w:tabs>
+          <w:tab w:val="num" w:pos="4320"/>
+        </w:tabs>
+        <w:ind w:left="4320" w:hanging="360"/>
+      </w:pPr>
+    </w:lvl>
+    <w:lvl w:ilvl="6" w:tentative="1">
+      <w:start w:val="1"/>
+      <w:numFmt w:val="decimal"/>
+      <w:lvlText w:val="%7."/>
+      <w:lvlJc w:val="left"/>
+      <w:pPr>
+        <w:tabs>
+          <w:tab w:val="num" w:pos="5040"/>
+        </w:tabs>
+        <w:ind w:left="5040" w:hanging="360"/>
+      </w:pPr>
+    </w:lvl>
+    <w:lvl w:ilvl="7" w:tentative="1">
+      <w:start w:val="1"/>
+      <w:numFmt w:val="decimal"/>
+      <w:lvlText w:val="%8."/>
+      <w:lvlJc w:val="left"/>
+      <w:pPr>
+        <w:tabs>
+          <w:tab w:val="num" w:pos="5760"/>
+        </w:tabs>
+        <w:ind w:left="5760" w:hanging="360"/>
+      </w:pPr>
+    </w:lvl>
+    <w:lvl w:ilvl="8" w:tentative="1">
+      <w:start w:val="1"/>
+      <w:numFmt w:val="decimal"/>
+      <w:lvlText w:val="%9."/>
+      <w:lvlJc w:val="left"/>
+      <w:pPr>
+        <w:tabs>
+          <w:tab w:val="num" w:pos="6480"/>
+        </w:tabs>
+        <w:ind w:left="6480" w:hanging="360"/>
+      </w:pPr>
+    </w:lvl>
+  </w:abstractNum>
+  <w:abstractNum w:abstractNumId="15" w15:restartNumberingAfterBreak="0">
     <w:nsid w:val="4DA62E08"/>
     <w:multiLevelType w:val="multilevel"/>
     <w:tmpl w:val="54D60084"/>
@@ -5859,7 +6945,7 @@
       </w:pPr>
     </w:lvl>
   </w:abstractNum>
-  <w:abstractNum w:abstractNumId="13" w15:restartNumberingAfterBreak="0">
+  <w:abstractNum w:abstractNumId="16" w15:restartNumberingAfterBreak="0">
     <w:nsid w:val="50935AA2"/>
     <w:multiLevelType w:val="multilevel"/>
     <w:tmpl w:val="9BBADAFC"/>
@@ -6008,7 +7094,7 @@
       </w:rPr>
     </w:lvl>
   </w:abstractNum>
-  <w:abstractNum w:abstractNumId="14" w15:restartNumberingAfterBreak="0">
+  <w:abstractNum w:abstractNumId="17" w15:restartNumberingAfterBreak="0">
     <w:nsid w:val="537274E6"/>
     <w:multiLevelType w:val="multilevel"/>
     <w:tmpl w:val="B716593E"/>
@@ -6157,7 +7243,7 @@
       </w:rPr>
     </w:lvl>
   </w:abstractNum>
-  <w:abstractNum w:abstractNumId="15" w15:restartNumberingAfterBreak="0">
+  <w:abstractNum w:abstractNumId="18" w15:restartNumberingAfterBreak="0">
     <w:nsid w:val="54894EB1"/>
     <w:multiLevelType w:val="multilevel"/>
     <w:tmpl w:val="2836EF68"/>
@@ -6306,7 +7392,124 @@
       </w:rPr>
     </w:lvl>
   </w:abstractNum>
-  <w:abstractNum w:abstractNumId="16" w15:restartNumberingAfterBreak="0">
+  <w:abstractNum w:abstractNumId="19" w15:restartNumberingAfterBreak="0">
+    <w:nsid w:val="5A43039A"/>
+    <w:multiLevelType w:val="multilevel"/>
+    <w:tmpl w:val="A692C130"/>
+    <w:lvl w:ilvl="0">
+      <w:start w:val="1"/>
+      <w:numFmt w:val="decimal"/>
+      <w:lvlText w:val="%1."/>
+      <w:lvlJc w:val="left"/>
+      <w:pPr>
+        <w:tabs>
+          <w:tab w:val="num" w:pos="720"/>
+        </w:tabs>
+        <w:ind w:left="720" w:hanging="360"/>
+      </w:pPr>
+    </w:lvl>
+    <w:lvl w:ilvl="1">
+      <w:start w:val="1"/>
+      <w:numFmt w:val="bullet"/>
+      <w:lvlText w:val="o"/>
+      <w:lvlJc w:val="left"/>
+      <w:pPr>
+        <w:tabs>
+          <w:tab w:val="num" w:pos="1440"/>
+        </w:tabs>
+        <w:ind w:left="1440" w:hanging="360"/>
+      </w:pPr>
+      <w:rPr>
+        <w:rFonts w:ascii="Courier New" w:hAnsi="Courier New" w:hint="default"/>
+        <w:sz w:val="20"/>
+      </w:rPr>
+    </w:lvl>
+    <w:lvl w:ilvl="2" w:tentative="1">
+      <w:start w:val="1"/>
+      <w:numFmt w:val="decimal"/>
+      <w:lvlText w:val="%3."/>
+      <w:lvlJc w:val="left"/>
+      <w:pPr>
+        <w:tabs>
+          <w:tab w:val="num" w:pos="2160"/>
+        </w:tabs>
+        <w:ind w:left="2160" w:hanging="360"/>
+      </w:pPr>
+    </w:lvl>
+    <w:lvl w:ilvl="3" w:tentative="1">
+      <w:start w:val="1"/>
+      <w:numFmt w:val="decimal"/>
+      <w:lvlText w:val="%4."/>
+      <w:lvlJc w:val="left"/>
+      <w:pPr>
+        <w:tabs>
+          <w:tab w:val="num" w:pos="2880"/>
+        </w:tabs>
+        <w:ind w:left="2880" w:hanging="360"/>
+      </w:pPr>
+    </w:lvl>
+    <w:lvl w:ilvl="4" w:tentative="1">
+      <w:start w:val="1"/>
+      <w:numFmt w:val="decimal"/>
+      <w:lvlText w:val="%5."/>
+      <w:lvlJc w:val="left"/>
+      <w:pPr>
+        <w:tabs>
+          <w:tab w:val="num" w:pos="3600"/>
+        </w:tabs>
+        <w:ind w:left="3600" w:hanging="360"/>
+      </w:pPr>
+    </w:lvl>
+    <w:lvl w:ilvl="5" w:tentative="1">
+      <w:start w:val="1"/>
+      <w:numFmt w:val="decimal"/>
+      <w:lvlText w:val="%6."/>
+      <w:lvlJc w:val="left"/>
+      <w:pPr>
+        <w:tabs>
+          <w:tab w:val="num" w:pos="4320"/>
+        </w:tabs>
+        <w:ind w:left="4320" w:hanging="360"/>
+      </w:pPr>
+    </w:lvl>
+    <w:lvl w:ilvl="6" w:tentative="1">
+      <w:start w:val="1"/>
+      <w:numFmt w:val="decimal"/>
+      <w:lvlText w:val="%7."/>
+      <w:lvlJc w:val="left"/>
+      <w:pPr>
+        <w:tabs>
+          <w:tab w:val="num" w:pos="5040"/>
+        </w:tabs>
+        <w:ind w:left="5040" w:hanging="360"/>
+      </w:pPr>
+    </w:lvl>
+    <w:lvl w:ilvl="7" w:tentative="1">
+      <w:start w:val="1"/>
+      <w:numFmt w:val="decimal"/>
+      <w:lvlText w:val="%8."/>
+      <w:lvlJc w:val="left"/>
+      <w:pPr>
+        <w:tabs>
+          <w:tab w:val="num" w:pos="5760"/>
+        </w:tabs>
+        <w:ind w:left="5760" w:hanging="360"/>
+      </w:pPr>
+    </w:lvl>
+    <w:lvl w:ilvl="8" w:tentative="1">
+      <w:start w:val="1"/>
+      <w:numFmt w:val="decimal"/>
+      <w:lvlText w:val="%9."/>
+      <w:lvlJc w:val="left"/>
+      <w:pPr>
+        <w:tabs>
+          <w:tab w:val="num" w:pos="6480"/>
+        </w:tabs>
+        <w:ind w:left="6480" w:hanging="360"/>
+      </w:pPr>
+    </w:lvl>
+  </w:abstractNum>
+  <w:abstractNum w:abstractNumId="20" w15:restartNumberingAfterBreak="0">
     <w:nsid w:val="5C1B53B7"/>
     <w:multiLevelType w:val="multilevel"/>
     <w:tmpl w:val="AF5CF71C"/>
@@ -6423,7 +7626,7 @@
       </w:pPr>
     </w:lvl>
   </w:abstractNum>
-  <w:abstractNum w:abstractNumId="17" w15:restartNumberingAfterBreak="0">
+  <w:abstractNum w:abstractNumId="21" w15:restartNumberingAfterBreak="0">
     <w:nsid w:val="61007C96"/>
     <w:multiLevelType w:val="multilevel"/>
     <w:tmpl w:val="AB50B4AA"/>
@@ -6540,7 +7743,7 @@
       </w:pPr>
     </w:lvl>
   </w:abstractNum>
-  <w:abstractNum w:abstractNumId="18" w15:restartNumberingAfterBreak="0">
+  <w:abstractNum w:abstractNumId="22" w15:restartNumberingAfterBreak="0">
     <w:nsid w:val="667A13A3"/>
     <w:multiLevelType w:val="multilevel"/>
     <w:tmpl w:val="F9AE2D42"/>
@@ -6661,7 +7864,7 @@
       </w:pPr>
     </w:lvl>
   </w:abstractNum>
-  <w:abstractNum w:abstractNumId="19" w15:restartNumberingAfterBreak="0">
+  <w:abstractNum w:abstractNumId="23" w15:restartNumberingAfterBreak="0">
     <w:nsid w:val="66994A69"/>
     <w:multiLevelType w:val="multilevel"/>
     <w:tmpl w:val="DE502546"/>
@@ -6810,7 +8013,7 @@
       </w:rPr>
     </w:lvl>
   </w:abstractNum>
-  <w:abstractNum w:abstractNumId="20" w15:restartNumberingAfterBreak="0">
+  <w:abstractNum w:abstractNumId="24" w15:restartNumberingAfterBreak="0">
     <w:nsid w:val="66FE6E6C"/>
     <w:multiLevelType w:val="multilevel"/>
     <w:tmpl w:val="C8BEA684"/>
@@ -6959,7 +8162,7 @@
       </w:rPr>
     </w:lvl>
   </w:abstractNum>
-  <w:abstractNum w:abstractNumId="21" w15:restartNumberingAfterBreak="0">
+  <w:abstractNum w:abstractNumId="25" w15:restartNumberingAfterBreak="0">
     <w:nsid w:val="689A2C0C"/>
     <w:multiLevelType w:val="multilevel"/>
     <w:tmpl w:val="FFB4262C"/>
@@ -7076,7 +8279,7 @@
       </w:pPr>
     </w:lvl>
   </w:abstractNum>
-  <w:abstractNum w:abstractNumId="22" w15:restartNumberingAfterBreak="0">
+  <w:abstractNum w:abstractNumId="26" w15:restartNumberingAfterBreak="0">
     <w:nsid w:val="75AD40FA"/>
     <w:multiLevelType w:val="multilevel"/>
     <w:tmpl w:val="E34A1424"/>
@@ -7225,7 +8428,7 @@
       </w:rPr>
     </w:lvl>
   </w:abstractNum>
-  <w:abstractNum w:abstractNumId="23" w15:restartNumberingAfterBreak="0">
+  <w:abstractNum w:abstractNumId="27" w15:restartNumberingAfterBreak="0">
     <w:nsid w:val="793A7F0B"/>
     <w:multiLevelType w:val="multilevel"/>
     <w:tmpl w:val="163E8864"/>
@@ -7374,7 +8577,7 @@
       </w:rPr>
     </w:lvl>
   </w:abstractNum>
-  <w:abstractNum w:abstractNumId="24" w15:restartNumberingAfterBreak="0">
+  <w:abstractNum w:abstractNumId="28" w15:restartNumberingAfterBreak="0">
     <w:nsid w:val="7C872623"/>
     <w:multiLevelType w:val="multilevel"/>
     <w:tmpl w:val="81A6665E"/>
@@ -7523,7 +8726,7 @@
       </w:rPr>
     </w:lvl>
   </w:abstractNum>
-  <w:abstractNum w:abstractNumId="25" w15:restartNumberingAfterBreak="0">
+  <w:abstractNum w:abstractNumId="29" w15:restartNumberingAfterBreak="0">
     <w:nsid w:val="7D882777"/>
     <w:multiLevelType w:val="multilevel"/>
     <w:tmpl w:val="7DE677AE"/>
@@ -7673,19 +8876,19 @@
     </w:lvl>
   </w:abstractNum>
   <w:num w:numId="1" w16cid:durableId="1541283761">
-    <w:abstractNumId w:val="11"/>
+    <w:abstractNumId w:val="13"/>
   </w:num>
   <w:num w:numId="2" w16cid:durableId="110633564">
     <w:abstractNumId w:val="2"/>
   </w:num>
   <w:num w:numId="3" w16cid:durableId="1877886628">
-    <w:abstractNumId w:val="21"/>
+    <w:abstractNumId w:val="25"/>
   </w:num>
   <w:num w:numId="4" w16cid:durableId="323514200">
-    <w:abstractNumId w:val="12"/>
+    <w:abstractNumId w:val="15"/>
   </w:num>
   <w:num w:numId="5" w16cid:durableId="661159884">
-    <w:abstractNumId w:val="17"/>
+    <w:abstractNumId w:val="21"/>
   </w:num>
   <w:num w:numId="6" w16cid:durableId="521363115">
     <w:abstractNumId w:val="0"/>
@@ -7694,61 +8897,73 @@
     <w:abstractNumId w:val="3"/>
   </w:num>
   <w:num w:numId="8" w16cid:durableId="438375392">
+    <w:abstractNumId w:val="8"/>
+  </w:num>
+  <w:num w:numId="9" w16cid:durableId="264197457">
     <w:abstractNumId w:val="7"/>
   </w:num>
-  <w:num w:numId="9" w16cid:durableId="264197457">
-    <w:abstractNumId w:val="6"/>
-  </w:num>
   <w:num w:numId="10" w16cid:durableId="381289829">
-    <w:abstractNumId w:val="15"/>
+    <w:abstractNumId w:val="18"/>
   </w:num>
   <w:num w:numId="11" w16cid:durableId="1145243804">
-    <w:abstractNumId w:val="8"/>
+    <w:abstractNumId w:val="9"/>
   </w:num>
   <w:num w:numId="12" w16cid:durableId="1415200955">
-    <w:abstractNumId w:val="20"/>
+    <w:abstractNumId w:val="24"/>
   </w:num>
   <w:num w:numId="13" w16cid:durableId="1372926418">
     <w:abstractNumId w:val="1"/>
   </w:num>
   <w:num w:numId="14" w16cid:durableId="2074042456">
-    <w:abstractNumId w:val="22"/>
+    <w:abstractNumId w:val="26"/>
   </w:num>
   <w:num w:numId="15" w16cid:durableId="467282439">
-    <w:abstractNumId w:val="14"/>
+    <w:abstractNumId w:val="17"/>
   </w:num>
   <w:num w:numId="16" w16cid:durableId="121191088">
+    <w:abstractNumId w:val="27"/>
+  </w:num>
+  <w:num w:numId="17" w16cid:durableId="399519597">
+    <w:abstractNumId w:val="6"/>
+  </w:num>
+  <w:num w:numId="18" w16cid:durableId="1915897696">
+    <w:abstractNumId w:val="10"/>
+  </w:num>
+  <w:num w:numId="19" w16cid:durableId="1250502424">
+    <w:abstractNumId w:val="28"/>
+  </w:num>
+  <w:num w:numId="20" w16cid:durableId="1989555815">
+    <w:abstractNumId w:val="29"/>
+  </w:num>
+  <w:num w:numId="21" w16cid:durableId="934283477">
+    <w:abstractNumId w:val="16"/>
+  </w:num>
+  <w:num w:numId="22" w16cid:durableId="950862089">
     <w:abstractNumId w:val="23"/>
   </w:num>
-  <w:num w:numId="17" w16cid:durableId="399519597">
-    <w:abstractNumId w:val="5"/>
-  </w:num>
-  <w:num w:numId="18" w16cid:durableId="1915897696">
-    <w:abstractNumId w:val="9"/>
-  </w:num>
-  <w:num w:numId="19" w16cid:durableId="1250502424">
-    <w:abstractNumId w:val="24"/>
-  </w:num>
-  <w:num w:numId="20" w16cid:durableId="1989555815">
-    <w:abstractNumId w:val="25"/>
-  </w:num>
-  <w:num w:numId="21" w16cid:durableId="934283477">
-    <w:abstractNumId w:val="13"/>
-  </w:num>
-  <w:num w:numId="22" w16cid:durableId="950862089">
-    <w:abstractNumId w:val="19"/>
-  </w:num>
   <w:num w:numId="23" w16cid:durableId="1319378599">
-    <w:abstractNumId w:val="16"/>
+    <w:abstractNumId w:val="20"/>
   </w:num>
   <w:num w:numId="24" w16cid:durableId="33117586">
-    <w:abstractNumId w:val="10"/>
+    <w:abstractNumId w:val="11"/>
   </w:num>
   <w:num w:numId="25" w16cid:durableId="1147668216">
-    <w:abstractNumId w:val="18"/>
+    <w:abstractNumId w:val="22"/>
   </w:num>
   <w:num w:numId="26" w16cid:durableId="1970931891">
     <w:abstractNumId w:val="4"/>
+  </w:num>
+  <w:num w:numId="27" w16cid:durableId="373774489">
+    <w:abstractNumId w:val="12"/>
+  </w:num>
+  <w:num w:numId="28" w16cid:durableId="1783456146">
+    <w:abstractNumId w:val="5"/>
+  </w:num>
+  <w:num w:numId="29" w16cid:durableId="1968390523">
+    <w:abstractNumId w:val="19"/>
+  </w:num>
+  <w:num w:numId="30" w16cid:durableId="1700857053">
+    <w:abstractNumId w:val="14"/>
   </w:num>
 </w:numbering>
 </file>
